--- a/companies/meridian-actuarial/Firm/Firm Overview 2019 v3.docx
+++ b/companies/meridian-actuarial/Firm/Firm Overview 2019 v3.docx
@@ -7,17 +7,12 @@
         <w:pStyle w:val="Heading1"/>
       </w:pPr>
       <w:r>
-        <w:t>About Meridian Actuarial Advisors</w:t>
+        <w:t>Meridian Actuarial Advisors LLC</w:t>
       </w:r>
     </w:p>
     <w:p>
       <w:r>
-        <w:t>This note sets out what our firm does and for whom, for anyone weighing whether to bring us in. We are a consulting actuarial practice. We are engaged for opinions on the cost of long-dated promises, pensions, reserves, and benefit funds, and for the measurement and judgment that stand behind those opinions. We take on a limited number of engagements and give each of them the attention an opinion carrying our name requires.</w:t>
-      </w:r>
-    </w:p>
-    <w:p>
-      <w:r>
-        <w:t>In the years since we opened, the practice has grown steadily, and the work has broadened with it, but the discipline has not changed. We still keep the book deliberately small against the number of hands, because the review is the product, and the review does not survive being hurried.</w:t>
+        <w:t>This overview is written for the boards, trustees, and company officers who are deciding whether to engage us, and for the counsel and staff who advise them. It describes what we do, how an assignment runs, and some of the work we have completed.</w:t>
       </w:r>
     </w:p>
     <w:p>
@@ -25,12 +20,30 @@
         <w:pStyle w:val="Heading2"/>
       </w:pPr>
       <w:r>
-        <w:t>Our service lines</w:t>
+        <w:t>Our practice</w:t>
       </w:r>
     </w:p>
     <w:p>
       <w:r>
-        <w:t>The work sorts into a few areas.</w:t>
+        <w:t>We are consulting actuaries. We measure obligations that run for decades: retirement benefits owed by public systems and multiemployer funds, and the reserves a life insurer holds for its policyholders. Our clients use that work to set contributions, to report to regulators and auditors, and to make decisions about benefits and pricing. Those decisions are theirs. Our part is to tell them, as precisely as the data allow, where they stand and what the measurement depends on.</w:t>
+      </w:r>
+    </w:p>
+    <w:p>
+      <w:r>
+        <w:t>We have added consulting staff as the work has grown. We have kept one arrangement fixed while doing so: the actuary who scopes an assignment reviews it before it goes out, and the opinion is signed by the person who answers for it.</w:t>
+      </w:r>
+    </w:p>
+    <w:p>
+      <w:pPr>
+        <w:pStyle w:val="Heading2"/>
+      </w:pPr>
+      <w:r>
+        <w:t>What we are engaged to do</w:t>
+      </w:r>
+    </w:p>
+    <w:p>
+      <w:r>
+        <w:t>Our services fall under four headings.</w:t>
       </w:r>
     </w:p>
     <w:p>
@@ -38,7 +51,7 @@
         <w:pStyle w:val="ListBullet"/>
       </w:pPr>
       <w:r>
-        <w:t>Public pension valuations. We value the liabilities of public retirement systems, document what those values rest on, and give each board a funding result it can defend to the people it answers to.</w:t>
+        <w:t>1. Public retirement systems: funding valuations, accounting reports under GASB Statements No. 67 and No. 68, experience studies, and the assessment of risk that ASOP No. 51 now asks of pension actuaries.</w:t>
       </w:r>
     </w:p>
     <w:p>
@@ -46,7 +59,7 @@
         <w:pStyle w:val="ListBullet"/>
       </w:pPr>
       <w:r>
-        <w:t>Insurance opinions. We opine on the adequacy of a life insurer's reserves under the applicable standards, and we say plainly where a margin is thin.</w:t>
+        <w:t>2. Multiemployer funds: valuations for the trustees, the annual zone certification, and projections in support of a rehabilitation plan or a funding improvement plan.</w:t>
       </w:r>
     </w:p>
     <w:p>
@@ -54,7 +67,7 @@
         <w:pStyle w:val="ListBullet"/>
       </w:pPr>
       <w:r>
-        <w:t>Multiemployer plan work. We run the annual valuations for jointly trusteed benefit funds and prepare the certifications the law requires of them.</w:t>
+        <w:t>3. Life insurers: reserve valuation, asset adequacy analysis, support for the appointed actuary's opinion and memorandum, and principle-based reserves under VM-20 as the transition period draws to a close.</w:t>
       </w:r>
     </w:p>
     <w:p>
@@ -62,7 +75,7 @@
         <w:pStyle w:val="ListBullet"/>
       </w:pPr>
       <w:r>
-        <w:t>The supporting studies, experience reviews, assumption setting, and projections, that keep the valuations grounded in what a plan has actually seen.</w:t>
+        <w:t>4. Reviews: a second opinion on another actuary's valuation or assumptions, prepared for a board or its counsel.</w:t>
       </w:r>
     </w:p>
     <w:p>
@@ -70,12 +83,12 @@
         <w:pStyle w:val="Heading2"/>
       </w:pPr>
       <w:r>
-        <w:t>What a client is buying</w:t>
+        <w:t>Examples of completed work</w:t>
       </w:r>
     </w:p>
     <w:p>
       <w:r>
-        <w:t>It is worth being plain about what an engagement with us delivers. Not volume, and not speed for its own sake. What a board or a set of trustees pays for is judgment, and the willingness to state a number at exactly the strength the evidence supports and no more. Our fees are agreed at the outset and the scope is written down, so there is no surprise later about what is ours to do and what is not. When the work raises a question we did not expect, we bring it to you rather than settling it quietly on your behalf.</w:t>
+        <w:t>Clients we have served include Howard and Sons and Miller, Cook and Snyder. Both engagements are complete, and we cite them as examples of the clients we work for. We name a client in material like this only once the work is finished. We say nothing here about the results, which belong to the client.</w:t>
       </w:r>
     </w:p>
     <w:p>
@@ -83,12 +96,44 @@
         <w:pStyle w:val="Heading2"/>
       </w:pPr>
       <w:r>
-        <w:t>The way we write</w:t>
+        <w:t>How an assignment runs</w:t>
       </w:r>
     </w:p>
     <w:p>
       <w:r>
-        <w:t>Anyone who has read our reports will have noticed a pattern, and it is deliberate. We separate what we measured from what we assumed, and both of those from what we concluded. Each gets its own place on the page. It makes our documents a little longer and a good deal harder to misread, which is the trade we want. A figure offered without its assumptions is not a finished result; it is half of one, and half a result is the kind that gets a board into trouble.</w:t>
+        <w:t>The shape of an assignment changes little from one client to the next. A client can expect the following.</w:t>
+      </w:r>
+    </w:p>
+    <w:p>
+      <w:pPr>
+        <w:pStyle w:val="ListBullet"/>
+      </w:pPr>
+      <w:r>
+        <w:t>1. An engagement letter before any work begins, stating the scope, the measurement date, the standards that apply, and the basis of the fee.</w:t>
+      </w:r>
+    </w:p>
+    <w:p>
+      <w:pPr>
+        <w:pStyle w:val="ListBullet"/>
+      </w:pPr>
+      <w:r>
+        <w:t>2. A data request that explains why each item is needed. We review what arrives for reasonableness and consistency, and we tell the client in writing about anything we could not reconcile.</w:t>
+      </w:r>
+    </w:p>
+    <w:p>
+      <w:pPr>
+        <w:pStyle w:val="ListBullet"/>
+      </w:pPr>
+      <w:r>
+        <w:t>3. A draft report for the client's review. It separates what the data show, what we assumed, and what we conclude, so that each can be questioned on its own.</w:t>
+      </w:r>
+    </w:p>
+    <w:p>
+      <w:pPr>
+        <w:pStyle w:val="ListBullet"/>
+      </w:pPr>
+      <w:r>
+        <w:t>4. A final report and opinion signed by Robert Lawrence, with its reliances and limitations set out in full.</w:t>
       </w:r>
     </w:p>
     <w:p>
@@ -96,12 +141,17 @@
         <w:pStyle w:val="Heading2"/>
       </w:pPr>
       <w:r>
-        <w:t>Clients we have served</w:t>
+        <w:t>Standards</w:t>
       </w:r>
     </w:p>
     <w:p>
       <w:r>
-        <w:t>A few examples give a truer sense of the practice than any description of it. Among the boards and funds we have worked with are Howard and Sons, Miller, Cook and Snyder, and Estes Group. We name these as representative of the work, with the clients' goodwill, and not as a full account of it. A great many of our engagements are held in confidence and belong on no such list. We make no claim here about the size of the book, only about the character of the work these examples stand for.</w:t>
+        <w:t>Our work is performed under the Actuarial Standards of Practice. Several of them shape every report we issue: ASOP No. 23 on data quality, ASOP No. 41 on actuarial communications, and, for pension work, ASOP No. 4 and the standards on selecting economic and demographic assumptions. Where we rely on another party, such as a plan's auditor or an investment consultant's capital market assumptions, the report says so. It also says what we did to satisfy ourselves that the reliance was reasonable.</w:t>
+      </w:r>
+    </w:p>
+    <w:p>
+      <w:r>
+        <w:t>When a standard changes, we tell clients ahead of time how the change will affect what they receive. ASOP No. 51 is the recent case. Our pension reports now include a section on the risks that could make future results differ from the measurement, and on what those differences could mean for contributions. The section is written for the board, not for other actuaries.</w:t>
       </w:r>
     </w:p>
     <w:p>
@@ -109,17 +159,12 @@
         <w:pStyle w:val="Heading2"/>
       </w:pPr>
       <w:r>
-        <w:t>The people behind the work</w:t>
+        <w:t>Talking to us about an assignment</w:t>
       </w:r>
     </w:p>
     <w:p>
       <w:r>
-        <w:t>Robert Lawrence leads the practice and signs the bulk of its opinions. Around him is a group of actuaries and analysts who build the valuations, reconcile the client data they rest on, and submit to the same review he takes himself: qualifiers restored, loose adjectives struck, every number traced back to where it came from. The firm has added staff as the work has grown, and each new colleague is brought into that habit early, because it is the habit that lets us put our name to a number at all.</w:t>
-      </w:r>
-    </w:p>
-    <w:p>
-      <w:r>
-        <w:t>If you are weighing an engagement, start with a conversation. Tell us the question and the deadline, and we will tell you honestly whether we are the firm to answer it and what it would take. That first hour is often the most useful one we spend with a client.</w:t>
+        <w:t>Robert Lawrence, Managing Actuary, is responsible for the firm's actuarial opinions and is the first contact for a new assignment. We usually begin with a conversation about the question the client is trying to answer. A written proposal follows. It sets out our understanding of that question before it says anything about method or fee, so that a misunderstanding can be caught while it is still cheap to correct.</w:t>
       </w:r>
     </w:p>
     <w:sectPr>
